--- a/docx_resources/Вечірня-Утреня/В,У - Пісна Тріодь/тиждень-1/1-6-ВУ.docx
+++ b/docx_resources/Вечірня-Утреня/В,У - Пісна Тріодь/тиждень-1/1-6-ВУ.docx
@@ -104,7 +104,7 @@
           <w:sz w:val="24"/>
           <w:szCs w:val="24"/>
         </w:rPr>
-        <w:t>Священик:</w:t>
+        <w:t>Священник:</w:t>
       </w:r>
       <w:r>
         <w:rPr>
@@ -7546,7 +7546,23 @@
           <w:sz w:val="24"/>
           <w:u w:val="single"/>
         </w:rPr>
-        <w:t>[Господи щедрий і милосердний, довготерпеливий і многомилостивий! Вислухай молитви наші і зверни увагу на голос моління нашого і яви нам знак милости Твоєї, наведи нас на дорогу Твою, щоб ходили ми в Твоїй правді. Звесели серця наші, щоб ми боялись імення Твого святого, бо Ти великий і твориш чуда; Ти Бог єдиний і немає подібного Тобі між богами, Господи. Ти сильний у милості і добрий у силі, аби допомагати й утішати, і спасати всіх, хто на ім'я Твоє святе уповає.]</w:t>
+        <w:t>[Господи щедрий і милосердний, дов</w:t>
+      </w:r>
+      <w:r>
+        <w:rPr>
+          <w:rFonts w:ascii="Times New Roman" w:hAnsi="Times New Roman"/>
+          <w:sz w:val="24"/>
+          <w:u w:val="single"/>
+        </w:rPr>
+        <w:t>готерпеливий і многомилостивий! Вислухай молитви наші і зверни увагу на голос моління нашого і яви нам знак милости Твоєї, наведи нас на дорогу Твою, щоб ходили ми в Твоїй правді. Звесели серця наші, щоб ми боялись імення Твого святого, бо Ти великий і тво</w:t>
+      </w:r>
+      <w:r>
+        <w:rPr>
+          <w:rFonts w:ascii="Times New Roman" w:hAnsi="Times New Roman"/>
+          <w:sz w:val="24"/>
+          <w:u w:val="single"/>
+        </w:rPr>
+        <w:t>риш чуда; Ти Бог єдиний і немає подібного Тобі між богами, Господи. Ти сильний у милості і добрий у силі, аби допомагати й утішати, і спасати всіх, хто на ім'я Твоє святе уповає.]</w:t>
       </w:r>
     </w:p>
     <w:p>
@@ -8690,7 +8706,7 @@
           <w:sz w:val="24"/>
           <w:szCs w:val="24"/>
         </w:rPr>
-        <w:t>Священик:</w:t>
+        <w:t>Священник:</w:t>
       </w:r>
       <w:r>
         <w:rPr>
@@ -9741,7 +9757,7 @@
           <w:color w:val="FF0000"/>
           <w:sz w:val="24"/>
         </w:rPr>
-        <w:t>Священик:</w:t>
+        <w:t>Священник:</w:t>
       </w:r>
       <w:r>
         <w:rPr>
@@ -9816,7 +9832,7 @@
           <w:sz w:val="24"/>
           <w:szCs w:val="24"/>
         </w:rPr>
-        <w:t>Священик:</w:t>
+        <w:t>Священник:</w:t>
       </w:r>
       <w:r>
         <w:rPr>
@@ -9949,7 +9965,7 @@
           <w:sz w:val="24"/>
           <w:szCs w:val="24"/>
         </w:rPr>
-        <w:t>Священик читає тихо</w:t>
+        <w:t>Священник читає тихо</w:t>
       </w:r>
       <w:r>
         <w:rPr>
@@ -9980,359 +9996,31 @@
           <w:color w:val="FF0000"/>
           <w:sz w:val="24"/>
         </w:rPr>
-        <w:t>Священик:</w:t>
-      </w:r>
-      <w:r>
-        <w:rPr>
-          <w:rFonts w:ascii="Times New Roman" w:hAnsi="Times New Roman"/>
-          <w:color w:val="FF0000"/>
-          <w:sz w:val="24"/>
-        </w:rPr>
-        <w:t xml:space="preserve"> </w:t>
-      </w:r>
-      <w:r>
-        <w:rPr>
-          <w:rFonts w:ascii="Times New Roman" w:hAnsi="Times New Roman"/>
-          <w:color w:val="000000"/>
-          <w:sz w:val="24"/>
-        </w:rPr>
-        <w:t>Нехай</w:t>
-      </w:r>
-      <w:r>
-        <w:rPr>
-          <w:rFonts w:ascii="Times New Roman" w:hAnsi="Times New Roman"/>
-          <w:color w:val="000000"/>
-          <w:sz w:val="24"/>
-        </w:rPr>
-        <w:t xml:space="preserve"> </w:t>
-      </w:r>
-      <w:r>
-        <w:rPr>
-          <w:rFonts w:ascii="Times New Roman" w:hAnsi="Times New Roman"/>
-          <w:color w:val="000000"/>
-          <w:sz w:val="24"/>
-        </w:rPr>
-        <w:t>буде</w:t>
-      </w:r>
-      <w:r>
-        <w:rPr>
-          <w:rFonts w:ascii="Times New Roman" w:hAnsi="Times New Roman"/>
-          <w:color w:val="000000"/>
-          <w:sz w:val="24"/>
-        </w:rPr>
-        <w:t xml:space="preserve"> </w:t>
-      </w:r>
-      <w:r>
-        <w:rPr>
-          <w:rFonts w:ascii="Times New Roman" w:hAnsi="Times New Roman"/>
-          <w:color w:val="000000"/>
-          <w:sz w:val="24"/>
-        </w:rPr>
-        <w:t>влада</w:t>
-      </w:r>
-      <w:r>
-        <w:rPr>
-          <w:rFonts w:ascii="Times New Roman" w:hAnsi="Times New Roman"/>
-          <w:color w:val="000000"/>
-          <w:sz w:val="24"/>
-        </w:rPr>
-        <w:t xml:space="preserve"> </w:t>
-      </w:r>
-      <w:r>
-        <w:rPr>
-          <w:rFonts w:ascii="Times New Roman" w:hAnsi="Times New Roman"/>
-          <w:color w:val="000000"/>
-          <w:sz w:val="24"/>
-        </w:rPr>
-        <w:t>царства</w:t>
-      </w:r>
-      <w:r>
-        <w:rPr>
-          <w:rFonts w:ascii="Times New Roman" w:hAnsi="Times New Roman"/>
-          <w:color w:val="000000"/>
-          <w:sz w:val="24"/>
-        </w:rPr>
-        <w:t xml:space="preserve"> </w:t>
-      </w:r>
-      <w:r>
-        <w:rPr>
-          <w:rFonts w:ascii="Times New Roman" w:hAnsi="Times New Roman"/>
-          <w:color w:val="000000"/>
-          <w:sz w:val="24"/>
-        </w:rPr>
-        <w:t>Твого</w:t>
-      </w:r>
-      <w:r>
-        <w:rPr>
-          <w:rFonts w:ascii="Times New Roman" w:hAnsi="Times New Roman"/>
-          <w:color w:val="000000"/>
-          <w:sz w:val="24"/>
-        </w:rPr>
-        <w:t xml:space="preserve"> </w:t>
-      </w:r>
-      <w:r>
-        <w:rPr>
-          <w:rFonts w:ascii="Times New Roman" w:hAnsi="Times New Roman"/>
-          <w:color w:val="000000"/>
-          <w:sz w:val="24"/>
-        </w:rPr>
-        <w:t>благословенна</w:t>
-      </w:r>
-      <w:r>
-        <w:rPr>
-          <w:rFonts w:ascii="Times New Roman" w:hAnsi="Times New Roman"/>
-          <w:color w:val="000000"/>
-          <w:sz w:val="24"/>
-        </w:rPr>
-        <w:t xml:space="preserve"> </w:t>
-      </w:r>
-      <w:r>
-        <w:rPr>
-          <w:rFonts w:ascii="Times New Roman" w:hAnsi="Times New Roman"/>
-          <w:color w:val="000000"/>
-          <w:sz w:val="24"/>
-        </w:rPr>
-        <w:t>і</w:t>
-      </w:r>
-      <w:r>
-        <w:rPr>
-          <w:rFonts w:ascii="Times New Roman" w:hAnsi="Times New Roman"/>
-          <w:color w:val="000000"/>
-          <w:sz w:val="24"/>
-        </w:rPr>
-        <w:t xml:space="preserve"> </w:t>
-      </w:r>
-      <w:r>
-        <w:rPr>
-          <w:rFonts w:ascii="Times New Roman" w:hAnsi="Times New Roman"/>
-          <w:color w:val="000000"/>
-          <w:sz w:val="24"/>
-        </w:rPr>
-        <w:t>дуже</w:t>
-      </w:r>
-      <w:r>
-        <w:rPr>
-          <w:rFonts w:ascii="Times New Roman" w:hAnsi="Times New Roman"/>
-          <w:color w:val="000000"/>
-          <w:sz w:val="24"/>
-        </w:rPr>
-        <w:t xml:space="preserve"> </w:t>
-      </w:r>
-      <w:r>
-        <w:rPr>
-          <w:rFonts w:ascii="Times New Roman" w:hAnsi="Times New Roman"/>
-          <w:color w:val="000000"/>
-          <w:sz w:val="24"/>
-        </w:rPr>
-        <w:t>прославлена:</w:t>
-      </w:r>
-      <w:r>
-        <w:rPr>
-          <w:rFonts w:ascii="Times New Roman" w:hAnsi="Times New Roman"/>
-          <w:color w:val="000000"/>
-          <w:sz w:val="24"/>
-        </w:rPr>
-        <w:t xml:space="preserve"> </w:t>
-      </w:r>
-      <w:r>
-        <w:rPr>
-          <w:rFonts w:ascii="Times New Roman" w:hAnsi="Times New Roman"/>
-          <w:color w:val="000000"/>
-          <w:sz w:val="24"/>
-        </w:rPr>
-        <w:t>Отця,</w:t>
-      </w:r>
-      <w:r>
-        <w:rPr>
-          <w:rFonts w:ascii="Times New Roman" w:hAnsi="Times New Roman"/>
-          <w:color w:val="000000"/>
-          <w:sz w:val="24"/>
-        </w:rPr>
-        <w:t xml:space="preserve"> </w:t>
-      </w:r>
-      <w:r>
-        <w:rPr>
-          <w:rFonts w:ascii="Times New Roman" w:hAnsi="Times New Roman"/>
-          <w:color w:val="000000"/>
-          <w:sz w:val="24"/>
-        </w:rPr>
-        <w:t>і</w:t>
-      </w:r>
-      <w:r>
-        <w:rPr>
-          <w:rFonts w:ascii="Times New Roman" w:hAnsi="Times New Roman"/>
-          <w:color w:val="000000"/>
-          <w:sz w:val="24"/>
-        </w:rPr>
-        <w:t xml:space="preserve"> </w:t>
-      </w:r>
-      <w:r>
-        <w:rPr>
-          <w:rFonts w:ascii="Times New Roman" w:hAnsi="Times New Roman"/>
-          <w:color w:val="000000"/>
-          <w:sz w:val="24"/>
-        </w:rPr>
-        <w:t>Сина,</w:t>
-      </w:r>
-      <w:r>
-        <w:rPr>
-          <w:rFonts w:ascii="Times New Roman" w:hAnsi="Times New Roman"/>
-          <w:color w:val="000000"/>
-          <w:sz w:val="24"/>
-        </w:rPr>
-        <w:t xml:space="preserve"> </w:t>
-      </w:r>
-      <w:r>
-        <w:rPr>
-          <w:rFonts w:ascii="Times New Roman" w:hAnsi="Times New Roman"/>
-          <w:color w:val="000000"/>
-          <w:sz w:val="24"/>
-        </w:rPr>
-        <w:t>і</w:t>
-      </w:r>
-      <w:r>
-        <w:rPr>
-          <w:rFonts w:ascii="Times New Roman" w:hAnsi="Times New Roman"/>
-          <w:color w:val="000000"/>
-          <w:sz w:val="24"/>
-        </w:rPr>
-        <w:t xml:space="preserve"> </w:t>
-      </w:r>
-      <w:r>
-        <w:rPr>
-          <w:rFonts w:ascii="Times New Roman" w:hAnsi="Times New Roman"/>
-          <w:color w:val="000000"/>
-          <w:sz w:val="24"/>
-        </w:rPr>
-        <w:t>Святого</w:t>
-      </w:r>
-      <w:r>
-        <w:rPr>
-          <w:rFonts w:ascii="Times New Roman" w:hAnsi="Times New Roman"/>
-          <w:color w:val="000000"/>
-          <w:sz w:val="24"/>
-        </w:rPr>
-        <w:t xml:space="preserve"> </w:t>
-      </w:r>
-      <w:r>
-        <w:rPr>
-          <w:rFonts w:ascii="Times New Roman" w:hAnsi="Times New Roman"/>
-          <w:color w:val="000000"/>
-          <w:sz w:val="24"/>
-        </w:rPr>
-        <w:t>Духа,</w:t>
-      </w:r>
-      <w:r>
-        <w:rPr>
-          <w:rFonts w:ascii="Times New Roman" w:hAnsi="Times New Roman"/>
-          <w:color w:val="000000"/>
-          <w:sz w:val="24"/>
-        </w:rPr>
-        <w:t xml:space="preserve"> </w:t>
-      </w:r>
-      <w:r>
-        <w:rPr>
-          <w:rFonts w:ascii="Times New Roman" w:hAnsi="Times New Roman"/>
-          <w:color w:val="000000"/>
-          <w:sz w:val="24"/>
-        </w:rPr>
-        <w:t>нині</w:t>
-      </w:r>
-      <w:r>
-        <w:rPr>
-          <w:rFonts w:ascii="Times New Roman" w:hAnsi="Times New Roman"/>
-          <w:color w:val="000000"/>
-          <w:sz w:val="24"/>
-        </w:rPr>
-        <w:t xml:space="preserve"> </w:t>
-      </w:r>
-      <w:r>
-        <w:rPr>
-          <w:rFonts w:ascii="Times New Roman" w:hAnsi="Times New Roman"/>
-          <w:color w:val="000000"/>
-          <w:sz w:val="24"/>
-        </w:rPr>
-        <w:t>і</w:t>
-      </w:r>
-      <w:r>
-        <w:rPr>
-          <w:rFonts w:ascii="Times New Roman" w:hAnsi="Times New Roman"/>
-          <w:color w:val="000000"/>
-          <w:sz w:val="24"/>
-        </w:rPr>
-        <w:t xml:space="preserve"> </w:t>
-      </w:r>
-      <w:r>
-        <w:rPr>
-          <w:rFonts w:ascii="Times New Roman" w:hAnsi="Times New Roman"/>
-          <w:color w:val="000000"/>
-          <w:sz w:val="24"/>
-        </w:rPr>
-        <w:t>повсякчас,</w:t>
-      </w:r>
-      <w:r>
-        <w:rPr>
-          <w:rFonts w:ascii="Times New Roman" w:hAnsi="Times New Roman"/>
-          <w:color w:val="000000"/>
-          <w:sz w:val="24"/>
-        </w:rPr>
-        <w:t xml:space="preserve"> </w:t>
-      </w:r>
-      <w:r>
-        <w:rPr>
-          <w:rFonts w:ascii="Times New Roman" w:hAnsi="Times New Roman"/>
-          <w:color w:val="000000"/>
-          <w:sz w:val="24"/>
-        </w:rPr>
-        <w:t>і</w:t>
-      </w:r>
-      <w:r>
-        <w:rPr>
-          <w:rFonts w:ascii="Times New Roman" w:hAnsi="Times New Roman"/>
-          <w:color w:val="000000"/>
-          <w:sz w:val="24"/>
-        </w:rPr>
-        <w:t xml:space="preserve"> </w:t>
-      </w:r>
-      <w:r>
-        <w:rPr>
-          <w:rFonts w:ascii="Times New Roman" w:hAnsi="Times New Roman"/>
-          <w:color w:val="000000"/>
-          <w:sz w:val="24"/>
-        </w:rPr>
-        <w:t>на</w:t>
-      </w:r>
-      <w:r>
-        <w:rPr>
-          <w:rFonts w:ascii="Times New Roman" w:hAnsi="Times New Roman"/>
-          <w:color w:val="000000"/>
-          <w:sz w:val="24"/>
-        </w:rPr>
-        <w:t xml:space="preserve"> </w:t>
-      </w:r>
-      <w:r>
-        <w:rPr>
-          <w:rFonts w:ascii="Times New Roman" w:hAnsi="Times New Roman"/>
-          <w:color w:val="000000"/>
-          <w:sz w:val="24"/>
-        </w:rPr>
-        <w:t>віки</w:t>
-      </w:r>
-      <w:r>
-        <w:rPr>
-          <w:rFonts w:ascii="Times New Roman" w:hAnsi="Times New Roman"/>
-          <w:color w:val="000000"/>
-          <w:sz w:val="24"/>
-        </w:rPr>
-        <w:t xml:space="preserve"> </w:t>
-      </w:r>
-      <w:r>
-        <w:rPr>
-          <w:rFonts w:ascii="Times New Roman" w:hAnsi="Times New Roman"/>
-          <w:color w:val="000000"/>
-          <w:sz w:val="24"/>
-        </w:rPr>
-        <w:t>віків.</w:t>
+        <w:t>Священник:</w:t>
+      </w:r>
+      <w:r>
+        <w:rPr>
+          <w:rFonts w:ascii="Times New Roman" w:hAnsi="Times New Roman"/>
+          <w:color w:val="FF0000"/>
+          <w:sz w:val="24"/>
+        </w:rPr>
+        <w:t xml:space="preserve"> </w:t>
+      </w:r>
+      <w:r>
+        <w:rPr>
+          <w:rFonts w:ascii="Times New Roman" w:hAnsi="Times New Roman"/>
+          <w:color w:val="000000"/>
+          <w:sz w:val="24"/>
+        </w:rPr>
+        <w:t>Нехай буде влада царства Твого благословенна і дуже прославлена: Отця, і Сина, і Святого Духа, нин</w:t>
+      </w:r>
+      <w:r>
+        <w:rPr>
+          <w:rFonts w:ascii="Times New Roman" w:hAnsi="Times New Roman"/>
+          <w:color w:val="000000"/>
+          <w:sz w:val="24"/>
+        </w:rPr>
+        <w:t>і і повсякчас, і на віки віків.</w:t>
       </w:r>
     </w:p>
     <w:p>
@@ -11219,7 +10907,15 @@
           <w:sz w:val="24"/>
           <w:u w:val="single"/>
         </w:rPr>
-        <w:t>[Господи, Боже наш! Згадай нас грішних і недостойних слуг Твоїх, коли призиваємо святе ім'я Твоє, і не осороми нас, коли очікуємо милости Твоєї, але вислухай, Господи, усі наші спасенні прохання, і вчини нас достойними любити і боятися Тебе від усього серця нашого і творити в усьому волю Твою.]</w:t>
+        <w:t>[Господи, Боже наш! Згадай нас грішних і недостойних слуг Твоїх, коли призиваємо святе ім'я Твоє, і не осороми нас, коли очікуємо милости Твоєї, але вислухай, Господи, усі наші спасенні прохання, і вчини нас достойними любити і</w:t>
+      </w:r>
+      <w:r>
+        <w:rPr>
+          <w:rFonts w:ascii="Times New Roman" w:hAnsi="Times New Roman"/>
+          <w:sz w:val="24"/>
+          <w:u w:val="single"/>
+        </w:rPr>
+        <w:t xml:space="preserve"> боятися Тебе від усього серця нашого і творити в усьому волю Твою.]</w:t>
       </w:r>
     </w:p>
     <w:p>
@@ -11403,7 +11099,7 @@
           <w:sz w:val="24"/>
           <w:szCs w:val="24"/>
         </w:rPr>
-        <w:t>Священик:</w:t>
+        <w:t>Священник:</w:t>
       </w:r>
       <w:r>
         <w:rPr>
@@ -11479,7 +11175,7 @@
           <w:sz w:val="24"/>
           <w:szCs w:val="24"/>
         </w:rPr>
-        <w:t>Священик:</w:t>
+        <w:t>Священник:</w:t>
       </w:r>
       <w:r>
         <w:rPr>
@@ -11540,7 +11236,7 @@
           <w:color w:val="FF0000"/>
           <w:sz w:val="24"/>
         </w:rPr>
-        <w:t>Священик:</w:t>
+        <w:t>Священник:</w:t>
       </w:r>
       <w:r>
         <w:rPr>
@@ -11641,7 +11337,7 @@
           <w:sz w:val="24"/>
           <w:szCs w:val="24"/>
         </w:rPr>
-        <w:t>Священик:</w:t>
+        <w:t>Священник:</w:t>
       </w:r>
       <w:r>
         <w:rPr>
@@ -11863,7 +11559,7 @@
           <w:sz w:val="24"/>
           <w:szCs w:val="24"/>
         </w:rPr>
-        <w:t>Священик</w:t>
+        <w:t>Священник</w:t>
       </w:r>
       <w:r>
         <w:rPr>
@@ -14607,15 +14303,31 @@
           <w:color w:val="FF0000"/>
           <w:sz w:val="24"/>
         </w:rPr>
-        <w:t>10.</w:t>
-      </w:r>
-      <w:r>
-        <w:rPr>
-          <w:rFonts w:ascii="Times New Roman" w:hAnsi="Times New Roman"/>
-          <w:color w:val="000000"/>
-          <w:sz w:val="24"/>
-        </w:rPr>
-        <w:t xml:space="preserve"> Боже, Боже наш! Ти сотворив розумні й духовні сили Своєю волею. Тебе просимо й Тобі молимося: Прийми наші посильні величання з усіма Твоїми творіннями і збагати щедрими даруваннями Твоєї ласки. Бо перед Тобою згинається всяке коліно: на небі, на землі й під землею, і все, що живе, і все створіння оспівує неосяжну Твою славу, бо Ти Бог правдивий і вельми милостивий. Тебе бо хвалять усі небесні сили, і Тобі славу возсилаємо: Отцю, і Сину, і Святому Духові, нині і повсякчас, і на віки віків. Амінь.</w:t>
+        <w:t>10</w:t>
+      </w:r>
+      <w:r>
+        <w:rPr>
+          <w:rFonts w:ascii="Times New Roman" w:hAnsi="Times New Roman"/>
+          <w:color w:val="FF0000"/>
+          <w:sz w:val="24"/>
+        </w:rPr>
+        <w:t>.</w:t>
+      </w:r>
+      <w:r>
+        <w:rPr>
+          <w:rFonts w:ascii="Times New Roman" w:hAnsi="Times New Roman"/>
+          <w:color w:val="000000"/>
+          <w:sz w:val="24"/>
+        </w:rPr>
+        <w:t xml:space="preserve"> Боже, Боже наш! Ти сотворив розумні й духовні сили Своєю волею. Тебе просимо й Тобі молимося: Прийми наші посильні величання з усіма Твоїми творіннями і збагати щедрими даруваннями Твоєї ласки. Бо перед Тобою згинається всяке коліно: на небі, на землі й </w:t>
+      </w:r>
+      <w:r>
+        <w:rPr>
+          <w:rFonts w:ascii="Times New Roman" w:hAnsi="Times New Roman"/>
+          <w:color w:val="000000"/>
+          <w:sz w:val="24"/>
+        </w:rPr>
+        <w:t>під землею, і все, що живе, і все створіння оспівує неосяжну Твою славу, бо Ти Бог правдивий і вельми милостивий. Тебе бо хвалять усі небесні сили, і Тобі славу возсилаємо: Отцю, і Сину, і Святому Духові, нині і повсякчас, і на віки віків. Амінь.</w:t>
       </w:r>
     </w:p>
     <w:p>
@@ -17804,7 +17516,7 @@
           <w:sz w:val="24"/>
           <w:u w:val="single"/>
         </w:rPr>
-        <w:t>[</w:t>
+        <w:t>[Господи, Боже наш, що сонну неміч забрав від нас і покликав нас візванням святим, щоб і вночі підносити руки наші і прославляти Тебе за спра</w:t>
       </w:r>
       <w:r>
         <w:rPr>
@@ -17812,7 +17524,7 @@
           <w:sz w:val="24"/>
           <w:u w:val="single"/>
         </w:rPr>
-        <w:t>Господи, Боже наш, що сонну неміч забрав від нас і покликав нас візванням святим, щоб і вночі підносити руки наші і прославляти Тебе за справедливі Твої присуди. Прийми благання наші, моління, визнавання, нічні служби і даруй нам, Боже, віру бездоганну, надію впевнену, любов нелицемірну. Благослови наші входи й виходи, вчинки, слова, діла й думки; і дай нам дочекатися початку дня, нам, що хвалять й оспівують, і благословлять добрість Твоєї несказанної сили</w:t>
+        <w:t>ведливі Твої присуди. Прийми благання наші, моління, визнавання, нічні служби і даруй нам, Боже, віру бездоганну, надію впевнену, любов нелицемірну. Благослови наші входи й виходи, вчинки, слова, діла й думки; і дай нам дочекатися початку дня, нам, що хвал</w:t>
       </w:r>
       <w:r>
         <w:rPr>
@@ -17820,7 +17532,7 @@
           <w:sz w:val="24"/>
           <w:u w:val="single"/>
         </w:rPr>
-        <w:t>]</w:t>
+        <w:t>ять й оспівують, і благословлять добрість Твоєї несказанної сили]</w:t>
       </w:r>
     </w:p>
     <w:p>
@@ -20658,7 +20370,7 @@
           <w:sz w:val="24"/>
           <w:u w:val="single"/>
         </w:rPr>
-        <w:t>[</w:t>
+        <w:t>[Боже, Боже наш! Ти сотворив розумні й духовні сили Своєю волею. Тебе просимо й Тобі молимося: Прийми наші посильні величання з усіма Твоїми творіннями і збагати щедрими даруваннями Твоєї ласки. Бо перед Тобою згинається всяке коліно: на небі, на землі й п</w:t>
       </w:r>
       <w:r>
         <w:rPr>
@@ -20666,52 +20378,28 @@
           <w:sz w:val="24"/>
           <w:u w:val="single"/>
         </w:rPr>
-        <w:t xml:space="preserve">Боже, Боже наш! Ти сотворив розумні й духовні сили </w:t>
-      </w:r>
-      <w:r>
-        <w:rPr>
-          <w:rFonts w:ascii="Times New Roman" w:hAnsi="Times New Roman"/>
-          <w:sz w:val="24"/>
-          <w:u w:val="single"/>
-        </w:rPr>
-        <w:t>С</w:t>
-      </w:r>
-      <w:r>
-        <w:rPr>
-          <w:rFonts w:ascii="Times New Roman" w:hAnsi="Times New Roman"/>
-          <w:sz w:val="24"/>
-          <w:u w:val="single"/>
-        </w:rPr>
-        <w:t>воєю волею. Тебе просимо й Тобі молимося: Прийми наші посильні величання з усіма Твоїми творіннями і збагати щедрими даруваннями Твоєї ласки. Бо перед Тобою згинається всяке коліно: на небі, на землі й під землею, і все, що живе, і все створіння оспівує неосяжну Твою славу, бо Ти Бог правдивий і вельми милостивий</w:t>
-      </w:r>
-      <w:r>
-        <w:rPr>
-          <w:rFonts w:ascii="Times New Roman" w:hAnsi="Times New Roman"/>
-          <w:sz w:val="24"/>
-          <w:u w:val="single"/>
-        </w:rPr>
-        <w:t>.]</w:t>
-      </w:r>
-    </w:p>
-    <w:p>
-      <w:pPr>
-        <w:spacing w:after="120"/>
-        <w:jc w:val="both"/>
-        <w:rPr>
-          <w:rFonts w:ascii="Times New Roman" w:hAnsi="Times New Roman" w:cs="Times New Roman"/>
-          <w:sz w:val="24"/>
-          <w:szCs w:val="24"/>
-        </w:rPr>
-      </w:pPr>
-      <w:r>
-        <w:rPr>
-          <w:rFonts w:ascii="Times New Roman" w:hAnsi="Times New Roman" w:cs="Times New Roman"/>
-          <w:i/>
-          <w:color w:val="FF0000"/>
-          <w:sz w:val="24"/>
-          <w:szCs w:val="24"/>
-        </w:rPr>
-        <w:t xml:space="preserve">Священик: </w:t>
+        <w:t>ід землею, і все, що живе, і все створіння оспівує неосяжну Твою славу, бо Ти Бог правдивий і вельми милостивий.]</w:t>
+      </w:r>
+    </w:p>
+    <w:p>
+      <w:pPr>
+        <w:spacing w:after="120"/>
+        <w:jc w:val="both"/>
+        <w:rPr>
+          <w:rFonts w:ascii="Times New Roman" w:hAnsi="Times New Roman" w:cs="Times New Roman"/>
+          <w:sz w:val="24"/>
+          <w:szCs w:val="24"/>
+        </w:rPr>
+      </w:pPr>
+      <w:r>
+        <w:rPr>
+          <w:rFonts w:ascii="Times New Roman" w:hAnsi="Times New Roman" w:cs="Times New Roman"/>
+          <w:i/>
+          <w:color w:val="FF0000"/>
+          <w:sz w:val="24"/>
+          <w:szCs w:val="24"/>
+        </w:rPr>
+        <w:t xml:space="preserve">Священник: </w:t>
       </w:r>
       <w:r>
         <w:rPr>
@@ -21814,7 +21502,7 @@
           <w:sz w:val="24"/>
           <w:szCs w:val="24"/>
         </w:rPr>
-        <w:t>Священик:</w:t>
+        <w:t>Священник:</w:t>
       </w:r>
       <w:r>
         <w:rPr>
@@ -22668,7 +22356,7 @@
           <w:color w:val="FF0000"/>
           <w:sz w:val="24"/>
         </w:rPr>
-        <w:t>Священик:</w:t>
+        <w:t>Священник:</w:t>
       </w:r>
       <w:r>
         <w:rPr>
@@ -22743,7 +22431,7 @@
           <w:sz w:val="24"/>
           <w:szCs w:val="24"/>
         </w:rPr>
-        <w:t>Священик:</w:t>
+        <w:t>Священник:</w:t>
       </w:r>
       <w:r>
         <w:rPr>
@@ -22867,7 +22555,7 @@
           <w:sz w:val="24"/>
           <w:szCs w:val="24"/>
         </w:rPr>
-        <w:t>Священик читає молитву:</w:t>
+        <w:t>Священник читає молитву:</w:t>
       </w:r>
       <w:r>
         <w:rPr>
@@ -23986,7 +23674,7 @@
           <w:sz w:val="24"/>
           <w:szCs w:val="24"/>
         </w:rPr>
-        <w:t>Священик:</w:t>
+        <w:t>Священник:</w:t>
       </w:r>
       <w:r>
         <w:rPr>
@@ -24062,7 +23750,7 @@
           <w:sz w:val="24"/>
           <w:szCs w:val="24"/>
         </w:rPr>
-        <w:t>Священик:</w:t>
+        <w:t>Священник:</w:t>
       </w:r>
       <w:r>
         <w:rPr>
@@ -24123,7 +23811,7 @@
           <w:color w:val="FF0000"/>
           <w:sz w:val="24"/>
         </w:rPr>
-        <w:t>Священик:</w:t>
+        <w:t>Священник:</w:t>
       </w:r>
       <w:r>
         <w:rPr>
@@ -24224,7 +23912,7 @@
           <w:sz w:val="24"/>
           <w:szCs w:val="24"/>
         </w:rPr>
-        <w:t>Священик:</w:t>
+        <w:t>Священник:</w:t>
       </w:r>
       <w:r>
         <w:rPr>
